--- a/PRACTICAL OUTPUT/OUTPUT/CNS4.docx
+++ b/PRACTICAL OUTPUT/OUTPUT/CNS4.docx
@@ -7013,14 +7013,7 @@
           <w:szCs w:val="20"/>
         </w:rPr>
         <w:lastRenderedPageBreak/>
-        <w:t xml:space="preserve"> Naresh on </w:t>
-      </w:r>
-      <w:r>
-        <w:rPr>
-          <w:sz w:val="20"/>
-          <w:szCs w:val="20"/>
-        </w:rPr>
-        <w:t xml:space="preserve"> D:/PRACTICAL/CNS/GO_BACK_N main </w:t>
+        <w:t>CN/CODES/GO-BACK-N on  main</w:t>
       </w:r>
     </w:p>
     <w:p>
@@ -7365,23 +7358,8 @@
           <w:sz w:val="20"/>
           <w:szCs w:val="20"/>
         </w:rPr>
-        <w:t xml:space="preserve"> Naresh on </w:t>
-      </w:r>
-      <w:r>
-        <w:rPr>
-          <w:sz w:val="20"/>
-          <w:szCs w:val="20"/>
-        </w:rPr>
-        <w:t> D:/PRACTICAL/CNS/GO_BACK_N main</w:t>
-      </w:r>
-    </w:p>
-    <w:p>
-      <w:pPr>
-        <w:rPr>
-          <w:sz w:val="20"/>
-          <w:szCs w:val="20"/>
-        </w:rPr>
-      </w:pPr>
+        <w:t>CN/CODES/GO-BACK-N on  main</w:t>
+      </w:r>
       <w:r>
         <w:rPr>
           <w:sz w:val="20"/>
@@ -7402,14 +7380,7 @@
           <w:sz w:val="20"/>
           <w:szCs w:val="20"/>
         </w:rPr>
-        <w:t xml:space="preserve"> Naresh on </w:t>
-      </w:r>
-      <w:r>
-        <w:rPr>
-          <w:sz w:val="20"/>
-          <w:szCs w:val="20"/>
-        </w:rPr>
-        <w:t xml:space="preserve"> D:/PRACTICAL/CNS/GO_BACK_N main </w:t>
+        <w:t>CN/CODES/GO-BACK-N on  main</w:t>
       </w:r>
     </w:p>
     <w:p>
@@ -7499,22 +7470,22 @@
           <w:sz w:val="20"/>
           <w:szCs w:val="20"/>
         </w:rPr>
+        <w:t>Sent: ACK for seqNum=0</w:t>
+      </w:r>
+    </w:p>
+    <w:p>
+      <w:pPr>
+        <w:rPr>
+          <w:sz w:val="20"/>
+          <w:szCs w:val="20"/>
+        </w:rPr>
+      </w:pPr>
+      <w:r>
+        <w:rPr>
+          <w:sz w:val="20"/>
+          <w:szCs w:val="20"/>
+        </w:rPr>
         <w:lastRenderedPageBreak/>
-        <w:t>Sent: ACK for seqNum=0</w:t>
-      </w:r>
-    </w:p>
-    <w:p>
-      <w:pPr>
-        <w:rPr>
-          <w:sz w:val="20"/>
-          <w:szCs w:val="20"/>
-        </w:rPr>
-      </w:pPr>
-      <w:r>
-        <w:rPr>
-          <w:sz w:val="20"/>
-          <w:szCs w:val="20"/>
-        </w:rPr>
         <w:t>Received: Packet{type=DATA, seqNum=1, data='e'}</w:t>
       </w:r>
     </w:p>
@@ -7692,18 +7663,28 @@
       </w:pPr>
       <w:r>
         <w:rPr>
-          <w:sz w:val="20"/>
-          <w:szCs w:val="20"/>
-        </w:rPr>
-        <w:t>Wireshark window:</w:t>
-      </w:r>
-    </w:p>
-    <w:p>
-      <w:r>
+          <w:noProof/>
+        </w:rPr>
         <w:drawing>
-          <wp:inline distT="0" distB="0" distL="0" distR="0" wp14:anchorId="50A02B8D" wp14:editId="743B86A4">
-            <wp:extent cx="5550989" cy="3124200"/>
-            <wp:effectExtent l="0" t="0" r="0" b="0"/>
+          <wp:anchor distT="0" distB="0" distL="114300" distR="114300" simplePos="0" relativeHeight="251658240" behindDoc="1" locked="0" layoutInCell="1" allowOverlap="1" wp14:anchorId="50A02B8D" wp14:editId="1A54E583">
+            <wp:simplePos x="0" y="0"/>
+            <wp:positionH relativeFrom="margin">
+              <wp:posOffset>-678180</wp:posOffset>
+            </wp:positionH>
+            <wp:positionV relativeFrom="paragraph">
+              <wp:posOffset>443230</wp:posOffset>
+            </wp:positionV>
+            <wp:extent cx="7160895" cy="4030980"/>
+            <wp:effectExtent l="0" t="0" r="1905" b="7620"/>
+            <wp:wrapTight wrapText="bothSides">
+              <wp:wrapPolygon edited="0">
+                <wp:start x="0" y="0"/>
+                <wp:lineTo x="0" y="21539"/>
+                <wp:lineTo x="21548" y="21539"/>
+                <wp:lineTo x="21548" y="0"/>
+                <wp:lineTo x="0" y="0"/>
+              </wp:wrapPolygon>
+            </wp:wrapTight>
             <wp:docPr id="1948078493" name="Picture 1"/>
             <wp:cNvGraphicFramePr>
               <a:graphicFrameLocks xmlns:a="http://schemas.openxmlformats.org/drawingml/2006/main" noChangeAspect="1"/>
@@ -7716,7 +7697,13 @@
                     <pic:cNvPicPr/>
                   </pic:nvPicPr>
                   <pic:blipFill>
-                    <a:blip r:embed="rId6"/>
+                    <a:blip r:embed="rId6" cstate="print">
+                      <a:extLst>
+                        <a:ext uri="{28A0092B-C50C-407E-A947-70E740481C1C}">
+                          <a14:useLocalDpi xmlns:a14="http://schemas.microsoft.com/office/drawing/2010/main" val="0"/>
+                        </a:ext>
+                      </a:extLst>
+                    </a:blip>
                     <a:stretch>
                       <a:fillRect/>
                     </a:stretch>
@@ -7724,7 +7711,7 @@
                   <pic:spPr>
                     <a:xfrm>
                       <a:off x="0" y="0"/>
-                      <a:ext cx="5571644" cy="3135825"/>
+                      <a:ext cx="7160895" cy="4030980"/>
                     </a:xfrm>
                     <a:prstGeom prst="rect">
                       <a:avLst/>
@@ -7733,10 +7720,24 @@
                 </pic:pic>
               </a:graphicData>
             </a:graphic>
-          </wp:inline>
+            <wp14:sizeRelH relativeFrom="margin">
+              <wp14:pctWidth>0</wp14:pctWidth>
+            </wp14:sizeRelH>
+            <wp14:sizeRelV relativeFrom="margin">
+              <wp14:pctHeight>0</wp14:pctHeight>
+            </wp14:sizeRelV>
+          </wp:anchor>
         </w:drawing>
       </w:r>
-    </w:p>
+      <w:r>
+        <w:rPr>
+          <w:sz w:val="20"/>
+          <w:szCs w:val="20"/>
+        </w:rPr>
+        <w:t>Wireshark window:</w:t>
+      </w:r>
+    </w:p>
+    <w:p/>
     <w:p/>
     <w:sectPr>
       <w:headerReference w:type="even" r:id="rId7"/>
@@ -7851,13 +7852,28 @@
       <w:pStyle w:val="Header"/>
     </w:pPr>
     <w:r>
-      <w:t>NAME: NARESH ASHOK MALI                          PRACTICAL:0</w:t>
+      <w:t>NAME:</w:t>
+    </w:r>
+    <w:r>
+      <w:t xml:space="preserve"> TEJAS NALAWADE</w:t>
+    </w:r>
+    <w:r>
+      <w:t xml:space="preserve">                          PRACTICAL:</w:t>
+    </w:r>
+    <w:r>
+      <w:t xml:space="preserve"> </w:t>
+    </w:r>
+    <w:r>
+      <w:t>0</w:t>
     </w:r>
     <w:r>
       <w:t>4</w:t>
     </w:r>
     <w:r>
-      <w:t xml:space="preserve">                              ROLL NO. TCOD06</w:t>
+      <w:t xml:space="preserve">                              ROLL NO. TCOD0</w:t>
+    </w:r>
+    <w:r>
+      <w:t>1</w:t>
     </w:r>
   </w:p>
 </w:hdr>
@@ -8476,6 +8492,7 @@
   <w:style w:type="character" w:default="1" w:styleId="DefaultParagraphFont">
     <w:name w:val="Default Paragraph Font"/>
     <w:uiPriority w:val="1"/>
+    <w:semiHidden/>
     <w:unhideWhenUsed/>
   </w:style>
   <w:style w:type="table" w:default="1" w:styleId="TableNormal">
